--- a/3-IndustrialProcesses/FoodAndBeverage/Meat/Documents/Meat_Plant_Case_Study_rs_qt.docx
+++ b/3-IndustrialProcesses/FoodAndBeverage/Meat/Documents/Meat_Plant_Case_Study_rs_qt.docx
@@ -20,10 +20,7 @@
     </w:p>
     <w:p>
       <w:pPr>
-        <w:pBdr>
-          <w:bottom w:val="single" w:color="1F3864" w:sz="6" w:space="4"/>
-        </w:pBdr>
-        <w:spacing w:after="240"/>
+        <w:spacing w:after="100"/>
       </w:pPr>
       <w:r>
         <w:rPr>
@@ -32,7 +29,53 @@
           <w:sz w:val="24"/>
           <w:szCs w:val="24"/>
         </w:rPr>
-        <w:t xml:space="preserve">Process data for mass and heat integration: rs and qt tables</w:t>
+        <w:t xml:space="preserve">Process data for mass and heat integration, compiled from the literature</w:t>
+      </w:r>
+    </w:p>
+    <w:p>
+      <w:pPr>
+        <w:spacing w:after="20"/>
+      </w:pPr>
+      <w:r>
+        <w:rPr>
+          <w:rFonts w:ascii="Arial" w:cs="Arial" w:eastAsia="Arial" w:hAnsi="Arial"/>
+          <w:color w:val="1F3864"/>
+          <w:sz w:val="20"/>
+          <w:szCs w:val="20"/>
+        </w:rPr>
+        <w:t xml:space="preserve">Daniel Flórez-Orrego, Meire Ribeiro Domingos, Pullah Bhatnagar, Oktay Boztas</w:t>
+      </w:r>
+    </w:p>
+    <w:p>
+      <w:pPr>
+        <w:pBdr>
+          <w:bottom w:val="single" w:color="1F3864" w:sz="6" w:space="4"/>
+        </w:pBdr>
+        <w:spacing w:after="240"/>
+      </w:pPr>
+      <w:r>
+        <w:rPr>
+          <w:rFonts w:ascii="Arial" w:cs="Arial" w:eastAsia="Arial" w:hAnsi="Arial"/>
+          <w:i/>
+          <w:iCs/>
+          <w:color w:val="595959"/>
+          <w:sz w:val="18"/>
+          <w:szCs w:val="18"/>
+        </w:rPr>
+        <w:t xml:space="preserve">Industrial Process and Energy Systems Engineering (IPESE) group, EPFL, Sion, Switzerland</w:t>
+      </w:r>
+    </w:p>
+    <w:p>
+      <w:pPr>
+        <w:spacing w:after="120" w:before="0" w:line="264"/>
+      </w:pPr>
+      <w:r>
+        <w:rPr>
+          <w:rFonts w:ascii="Arial" w:cs="Arial" w:eastAsia="Arial" w:hAnsi="Arial"/>
+          <w:sz w:val="20"/>
+          <w:szCs w:val="20"/>
+        </w:rPr>
+        <w:t xml:space="preserve">This case study describes the process data of the integrated pork plant model (Meat_plant) of the IETS Task XXIV database of ex-ante models: the material flows, the process electricity and the 14 thermal streams of a plant that slaughters pigs, cuts the carcasses and produces cooked sausages, per tonne of hot carcass. The data are compiled from a review of the literature on the energy use of slaughterhouses and meat processing: the process integration studies of Fritzson and Berntsson (2006a, 2006b), the European reference document on best available techniques (Karlis et al., 2024), a Swiss pinch study of a meat plant (Meier, 2007) and sector statistics. Table 5 gives the source of each value.</w:t>
       </w:r>
     </w:p>
     <w:p>
@@ -50,7 +93,7 @@
           <w:sz w:val="26"/>
           <w:szCs w:val="26"/>
         </w:rPr>
-        <w:t xml:space="preserve">1. Process</w:t>
+        <w:t xml:space="preserve">1. Process description</w:t>
       </w:r>
     </w:p>
     <w:p>
@@ -402,7 +445,7 @@
           <w:sz w:val="20"/>
           <w:szCs w:val="20"/>
         </w:rPr>
-        <w:t xml:space="preserve"> steam, hot-water generation, refrigeration and cooling are supplied by the utility system you design. Refrigeration demands appear as hot streams at the temperature of the product or of the room air.</w:t>
+        <w:t xml:space="preserve"> steam, hot-water generation, refrigeration and cooling belong to a utility system outside the model boundary. Refrigeration demands appear as hot streams at the temperature of the product or of the room air.</w:t>
       </w:r>
     </w:p>
     <w:p>
@@ -501,7 +544,7 @@
           <w:sz w:val="26"/>
           <w:szCs w:val="26"/>
         </w:rPr>
-        <w:t xml:space="preserve">3. rs: material flows</w:t>
+        <w:t xml:space="preserve">3. Material flows</w:t>
       </w:r>
     </w:p>
     <w:p>
@@ -3185,7 +3228,7 @@
           <w:sz w:val="26"/>
           <w:szCs w:val="26"/>
         </w:rPr>
-        <w:t xml:space="preserve">4. rs: process electricity</w:t>
+        <w:t xml:space="preserve">4. Process electricity</w:t>
       </w:r>
     </w:p>
     <w:p>
@@ -3199,7 +3242,7 @@
           <w:sz w:val="20"/>
           <w:szCs w:val="20"/>
         </w:rPr>
-        <w:t xml:space="preserve">Table 2 lists only the electricity that the process itself consumes. Heat and refrigeration demands are not included here: they are the qt streams of Table 3 and must be supplied by utilities that you select and size (boilers, heat pumps, refrigeration plant, cooling water).</w:t>
+        <w:t xml:space="preserve">Table 2 lists only the electricity that the process itself consumes. Heat and refrigeration demands are not included: they are the thermal streams of Table 3, to be met by utilities such as boilers, heat pumps, a refrigeration plant and cooling water.</w:t>
       </w:r>
     </w:p>
     <w:p>
@@ -3788,7 +3831,7 @@
           <w:sz w:val="26"/>
           <w:szCs w:val="26"/>
         </w:rPr>
-        <w:t xml:space="preserve">5. qt: thermal streams</w:t>
+        <w:t xml:space="preserve">5. Thermal streams</w:t>
       </w:r>
     </w:p>
     <w:p>
@@ -7947,7 +7990,7 @@
           <w:sz w:val="26"/>
           <w:szCs w:val="26"/>
         </w:rPr>
-        <w:t xml:space="preserve">6. Reference targets</w:t>
+        <w:t xml:space="preserve">6. Energy targets</w:t>
       </w:r>
     </w:p>
     <w:p>
@@ -7961,7 +8004,7 @@
           <w:sz w:val="20"/>
           <w:szCs w:val="20"/>
         </w:rPr>
-        <w:t xml:space="preserve">Check your own problem-table or composite-curve calculation against these targets for the 14 streams of Table 3.</w:t>
+        <w:t xml:space="preserve">The problem-table analysis of the 14 streams of Table 3, with ΔTmin = 10 K, gives the minimum energy targets of Table 4.</w:t>
       </w:r>
     </w:p>
     <w:p>
@@ -10653,7 +10696,7 @@
           <w:sz w:val="26"/>
           <w:szCs w:val="26"/>
         </w:rPr>
-        <w:t xml:space="preserve">Further reading for students</w:t>
+        <w:t xml:space="preserve">Further reading</w:t>
       </w:r>
     </w:p>
     <w:p>
@@ -10666,7 +10709,7 @@
           <w:sz w:val="20"/>
           <w:szCs w:val="20"/>
         </w:rPr>
-        <w:t xml:space="preserve">Swiss pinch studies of meat plants and sector-level data, useful for comparing your results with real sites:</w:t>
+        <w:t xml:space="preserve">Swiss pinch studies of meat plants and sector-level data, for comparison with real sites:</w:t>
       </w:r>
     </w:p>
     <w:p>
